--- a/backend/assets/Oferta-obiadowa-2026.docx
+++ b/backend/assets/Oferta-obiadowa-2026.docx
@@ -1,32 +1,10 @@
 
 <file path=word/document.xml><?xml version="1.0" encoding="utf-8"?>
-<w:document xmlns:wpc="http://schemas.microsoft.com/office/word/2010/wordprocessingCanvas" xmlns:cx="http://schemas.microsoft.com/office/drawing/2014/chartex" xmlns:cx1="http://schemas.microsoft.com/office/drawing/2015/9/8/chartex" xmlns:cx2="http://schemas.microsoft.com/office/drawing/2015/10/21/chartex" xmlns:cx3="http://schemas.microsoft.com/office/drawing/2016/5/9/chartex" xmlns:cx4="http://schemas.microsoft.com/office/drawing/2016/5/10/chartex" xmlns:cx5="http://schemas.microsoft.com/office/drawing/2016/5/11/chartex" xmlns:cx6="http://schemas.microsoft.com/office/drawing/2016/5/12/chartex" xmlns:cx7="http://schemas.microsoft.com/office/drawing/2016/5/13/chartex" xmlns:cx8="http://schemas.microsoft.com/office/drawing/2016/5/14/chartex" xmlns:mc="http://schemas.openxmlformats.org/markup-compatibility/2006" xmlns:aink="http://schemas.microsoft.com/office/drawing/2016/ink" xmlns:am3d="http://schemas.microsoft.com/office/drawing/2017/model3d" xmlns:o="urn:schemas-microsoft-com:office:office" xmlns:oel="http://schemas.microsoft.com/office/2019/extlst" xmlns:r="http://schemas.openxmlformats.org/officeDocument/2006/relationships" xmlns:m="http://schemas.openxmlformats.org/officeDocument/2006/math" xmlns:v="urn:schemas-microsoft-com:vml" xmlns:wp14="http://schemas.microsoft.com/office/word/2010/wordprocessingDrawing" xmlns:wp="http://schemas.openxmlformats.org/drawingml/2006/wordprocessingDrawing" xmlns:w10="urn:schemas-microsoft-com:office:word" xmlns:w="http://schemas.openxmlformats.org/wordprocessingml/2006/main" xmlns:w14="http://schemas.microsoft.com/office/word/2010/wordml" xmlns:w15="http://schemas.microsoft.com/office/word/2012/wordml" xmlns:w16cex="http://schemas.microsoft.com/office/word/2018/wordml/cex" xmlns:w16cid="http://schemas.microsoft.com/office/word/2016/wordml/cid" xmlns:w16="http://schemas.microsoft.com/office/word/2018/wordml" xmlns:w16du="http://schemas.microsoft.com/office/word/2023/wordml/word16du" xmlns:w16sdtdh="http://schemas.microsoft.com/office/word/2020/wordml/sdtdatahash" xmlns:w16sdtfl="http://schemas.microsoft.com/office/word/2024/wordml/sdtformatlock" xmlns:w16se="http://schemas.microsoft.com/office/word/2015/wordml/symex" xmlns:wpg="http://schemas.microsoft.com/office/word/2010/wordprocessingGroup" xmlns:wpi="http://schemas.microsoft.com/office/word/2010/wordprocessingInk" xmlns:wne="http://schemas.microsoft.com/office/word/2006/wordml" xmlns:wps="http://schemas.microsoft.com/office/word/2010/wordprocessingShape" mc:Ignorable="w14 w15 w16se w16cid w16 w16cex w16sdtdh w16sdtfl w16du wp14">
+<w:document xmlns:wpc="http://schemas.microsoft.com/office/word/2010/wordprocessingCanvas" xmlns:cx="http://schemas.microsoft.com/office/drawing/2014/chartex" xmlns:cx1="http://schemas.microsoft.com/office/drawing/2015/9/8/chartex" xmlns:cx2="http://schemas.microsoft.com/office/drawing/2015/10/21/chartex" xmlns:cx3="http://schemas.microsoft.com/office/drawing/2016/5/9/chartex" xmlns:cx4="http://schemas.microsoft.com/office/drawing/2016/5/10/chartex" xmlns:cx5="http://schemas.microsoft.com/office/drawing/2016/5/11/chartex" xmlns:cx6="http://schemas.microsoft.com/office/drawing/2016/5/12/chartex" xmlns:cx7="http://schemas.microsoft.com/office/drawing/2016/5/13/chartex" xmlns:cx8="http://schemas.microsoft.com/office/drawing/2016/5/14/chartex" xmlns:mc="http://schemas.openxmlformats.org/markup-compatibility/2006" xmlns:aink="http://schemas.microsoft.com/office/drawing/2016/ink" xmlns:am3d="http://schemas.microsoft.com/office/drawing/2017/model3d" xmlns:o="urn:schemas-microsoft-com:office:office" xmlns:oel="http://schemas.microsoft.com/office/2019/extlst" xmlns:r="http://schemas.openxmlformats.org/officeDocument/2006/relationships" xmlns:m="http://schemas.openxmlformats.org/officeDocument/2006/math" xmlns:v="urn:schemas-microsoft-com:vml" xmlns:wp14="http://schemas.microsoft.com/office/word/2010/wordprocessingDrawing" xmlns:wp="http://schemas.openxmlformats.org/drawingml/2006/wordprocessingDrawing" xmlns:w10="urn:schemas-microsoft-com:office:word" xmlns:w="http://schemas.openxmlformats.org/wordprocessingml/2006/main" xmlns:w14="http://schemas.microsoft.com/office/word/2010/wordml" xmlns:w15="http://schemas.microsoft.com/office/word/2012/wordml" xmlns:w16cei="http://schemas.microsoft.com/office/word/2026/wordml/cei" xmlns:w16cex="http://schemas.microsoft.com/office/word/2018/wordml/cex" xmlns:w16cid="http://schemas.microsoft.com/office/word/2016/wordml/cid" xmlns:w16="http://schemas.microsoft.com/office/word/2018/wordml" xmlns:w16du="http://schemas.microsoft.com/office/word/2023/wordml/word16du" xmlns:w16sdtdh="http://schemas.microsoft.com/office/word/2020/wordml/sdtdatahash" xmlns:w16sdtfl="http://schemas.microsoft.com/office/word/2024/wordml/sdtformatlock" xmlns:w16se="http://schemas.microsoft.com/office/word/2015/wordml/symex" xmlns:wpg="http://schemas.microsoft.com/office/word/2010/wordprocessingGroup" xmlns:wpi="http://schemas.microsoft.com/office/word/2010/wordprocessingInk" xmlns:wne="http://schemas.microsoft.com/office/word/2006/wordml" xmlns:wps="http://schemas.microsoft.com/office/word/2010/wordprocessingShape" mc:Ignorable="w14 w15 w16se w16cid w16 w16cex w16sdtdh w16sdtfl w16du wp14">
   <w:body>
     <w:p>
       <w:pPr>
         <w:jc w:val="center"/>
-        <w:rPr>
-          <w:b/>
-          <w:bCs/>
-          <w:i/>
-          <w:iCs/>
-          <w:sz w:val="40"/>
-          <w:szCs w:val="40"/>
-        </w:rPr>
-      </w:pPr>
-      <w:bookmarkStart w:id="0" w:name="_Hlk99390239"/>
-      <w:r>
-        <w:rPr>
-          <w:b/>
-          <w:bCs/>
-          <w:i/>
-          <w:iCs/>
-          <w:sz w:val="40"/>
-          <w:szCs w:val="40"/>
-        </w:rPr>
-        <w:t xml:space="preserve">  </w:t>
-      </w:r>
-      <w:r>
         <w:rPr>
           <w:b/>
           <w:bCs/>
@@ -36,9 +14,19 @@
           <w:szCs w:val="40"/>
           <w:lang w:val="de-DE"/>
         </w:rPr>
-        <w:t xml:space="preserve"> OFERTA </w:t>
-      </w:r>
-      <w:bookmarkEnd w:id="0"/>
+      </w:pPr>
+      <w:bookmarkStart w:id="0" w:name="_Hlk99390239"/>
+      <w:r>
+        <w:rPr>
+          <w:b/>
+          <w:bCs/>
+          <w:i/>
+          <w:iCs/>
+          <w:sz w:val="40"/>
+          <w:szCs w:val="40"/>
+        </w:rPr>
+        <w:t xml:space="preserve">  </w:t>
+      </w:r>
       <w:r>
         <w:rPr>
           <w:b/>
@@ -49,8 +37,21 @@
           <w:szCs w:val="40"/>
           <w:lang w:val="de-DE"/>
         </w:rPr>
-        <w:t>CATERINGOWA</w:t>
-      </w:r>
+        <w:t xml:space="preserve"> </w:t>
+      </w:r>
+    </w:p>
+    <w:p>
+      <w:pPr>
+        <w:jc w:val="center"/>
+        <w:rPr>
+          <w:b/>
+          <w:bCs/>
+          <w:i/>
+          <w:iCs/>
+          <w:sz w:val="40"/>
+          <w:szCs w:val="40"/>
+        </w:rPr>
+      </w:pPr>
       <w:r>
         <w:rPr>
           <w:b/>
@@ -61,8 +62,9 @@
           <w:szCs w:val="40"/>
           <w:lang w:val="de-DE"/>
         </w:rPr>
-        <w:t xml:space="preserve"> 202</w:t>
-      </w:r>
+        <w:t>OFE</w:t>
+      </w:r>
+      <w:bookmarkEnd w:id="0"/>
       <w:r>
         <w:rPr>
           <w:b/>
@@ -73,742 +75,919 @@
           <w:szCs w:val="40"/>
           <w:lang w:val="de-DE"/>
         </w:rPr>
+        <w:t>RTA OBIADOWA</w:t>
+      </w:r>
+    </w:p>
+    <w:p>
+      <w:pPr>
+        <w:rPr>
+          <w:b/>
+          <w:bCs/>
+          <w:i/>
+          <w:iCs/>
+          <w:sz w:val="28"/>
+          <w:szCs w:val="28"/>
+        </w:rPr>
+      </w:pPr>
+      <w:bookmarkStart w:id="1" w:name="_Hlk105869409"/>
+    </w:p>
+    <w:bookmarkEnd w:id="1"/>
+    <w:p>
+      <w:pPr>
+        <w:rPr>
+          <w:b/>
+          <w:bCs/>
+          <w:i/>
+          <w:iCs/>
+          <w:sz w:val="28"/>
+          <w:szCs w:val="28"/>
+        </w:rPr>
+      </w:pPr>
+      <w:r>
+        <w:rPr>
+          <w:b/>
+          <w:bCs/>
+          <w:i/>
+          <w:iCs/>
+          <w:sz w:val="28"/>
+          <w:szCs w:val="28"/>
+        </w:rPr>
+        <w:t xml:space="preserve">ZUPA </w:t>
+      </w:r>
+    </w:p>
+    <w:p>
+      <w:pPr>
+        <w:rPr>
+          <w:b/>
+          <w:bCs/>
+          <w:i/>
+          <w:iCs/>
+          <w:sz w:val="28"/>
+          <w:szCs w:val="28"/>
+        </w:rPr>
+      </w:pPr>
+      <w:r>
+        <w:rPr>
+          <w:b/>
+          <w:bCs/>
+          <w:i/>
+          <w:iCs/>
+          <w:sz w:val="28"/>
+          <w:szCs w:val="28"/>
+        </w:rPr>
+        <w:t xml:space="preserve">• ROSÓŁ/ MAKARON </w:t>
+      </w:r>
+      <w:r>
+        <w:rPr>
+          <w:b/>
+          <w:bCs/>
+          <w:i/>
+          <w:iCs/>
+          <w:sz w:val="28"/>
+          <w:szCs w:val="28"/>
+        </w:rPr>
+        <w:t>20</w:t>
+      </w:r>
+      <w:r>
+        <w:rPr>
+          <w:b/>
+          <w:bCs/>
+          <w:i/>
+          <w:iCs/>
+          <w:sz w:val="28"/>
+          <w:szCs w:val="28"/>
+        </w:rPr>
+        <w:t xml:space="preserve"> zł </w:t>
+      </w:r>
+    </w:p>
+    <w:p>
+      <w:pPr>
+        <w:rPr>
+          <w:b/>
+          <w:bCs/>
+          <w:i/>
+          <w:iCs/>
+          <w:sz w:val="28"/>
+          <w:szCs w:val="28"/>
+        </w:rPr>
+      </w:pPr>
+      <w:r>
+        <w:rPr>
+          <w:b/>
+          <w:bCs/>
+          <w:i/>
+          <w:iCs/>
+          <w:sz w:val="28"/>
+          <w:szCs w:val="28"/>
+        </w:rPr>
+        <w:t xml:space="preserve">• ZALEWAJKA ŚWIĘTOKRZYSKA 22 zł </w:t>
+      </w:r>
+    </w:p>
+    <w:p>
+      <w:pPr>
+        <w:rPr>
+          <w:b/>
+          <w:bCs/>
+          <w:i/>
+          <w:iCs/>
+          <w:sz w:val="28"/>
+          <w:szCs w:val="28"/>
+        </w:rPr>
+      </w:pPr>
+      <w:r>
+        <w:rPr>
+          <w:b/>
+          <w:bCs/>
+          <w:i/>
+          <w:iCs/>
+          <w:sz w:val="28"/>
+          <w:szCs w:val="28"/>
+        </w:rPr>
+        <w:t xml:space="preserve">• KREM POMIDOROWO-PAPRYKOWY/ MOZZARELLA 22 zł </w:t>
+      </w:r>
+    </w:p>
+    <w:p>
+      <w:pPr>
+        <w:rPr>
+          <w:b/>
+          <w:bCs/>
+          <w:i/>
+          <w:iCs/>
+          <w:sz w:val="28"/>
+          <w:szCs w:val="28"/>
+        </w:rPr>
+      </w:pPr>
+      <w:r>
+        <w:rPr>
+          <w:b/>
+          <w:bCs/>
+          <w:i/>
+          <w:iCs/>
+          <w:sz w:val="28"/>
+          <w:szCs w:val="28"/>
+        </w:rPr>
+        <w:t xml:space="preserve">• KREM Z BIAŁYCH WARZYW 22 zł </w:t>
+      </w:r>
+    </w:p>
+    <w:p>
+      <w:pPr>
+        <w:rPr>
+          <w:b/>
+          <w:bCs/>
+          <w:i/>
+          <w:iCs/>
+          <w:sz w:val="28"/>
+          <w:szCs w:val="28"/>
+        </w:rPr>
+      </w:pPr>
+    </w:p>
+    <w:p>
+      <w:pPr>
+        <w:rPr>
+          <w:b/>
+          <w:bCs/>
+          <w:i/>
+          <w:iCs/>
+          <w:sz w:val="28"/>
+          <w:szCs w:val="28"/>
+        </w:rPr>
+      </w:pPr>
+      <w:r>
+        <w:rPr>
+          <w:b/>
+          <w:bCs/>
+          <w:i/>
+          <w:iCs/>
+          <w:sz w:val="28"/>
+          <w:szCs w:val="28"/>
+        </w:rPr>
+        <w:t xml:space="preserve">DANIE GŁÓWNE </w:t>
+      </w:r>
+    </w:p>
+    <w:p>
+      <w:pPr>
+        <w:rPr>
+          <w:b/>
+          <w:bCs/>
+          <w:i/>
+          <w:iCs/>
+          <w:sz w:val="28"/>
+          <w:szCs w:val="28"/>
+        </w:rPr>
+      </w:pPr>
+      <w:r>
+        <w:rPr>
+          <w:b/>
+          <w:bCs/>
+          <w:i/>
+          <w:iCs/>
+          <w:sz w:val="28"/>
+          <w:szCs w:val="28"/>
+        </w:rPr>
+        <w:t>• POLĘDWICZKA WP/ SOS SEROWY Z ORZECHAMI WŁOSKIMI LUB SOS LEŚNY 2</w:t>
+      </w:r>
+      <w:r>
+        <w:rPr>
+          <w:b/>
+          <w:bCs/>
+          <w:i/>
+          <w:iCs/>
+          <w:sz w:val="28"/>
+          <w:szCs w:val="28"/>
+        </w:rPr>
+        <w:t>9</w:t>
+      </w:r>
+      <w:r>
+        <w:rPr>
+          <w:b/>
+          <w:bCs/>
+          <w:i/>
+          <w:iCs/>
+          <w:sz w:val="28"/>
+          <w:szCs w:val="28"/>
+        </w:rPr>
+        <w:t xml:space="preserve"> zł </w:t>
+      </w:r>
+    </w:p>
+    <w:p>
+      <w:pPr>
+        <w:rPr>
+          <w:b/>
+          <w:bCs/>
+          <w:i/>
+          <w:iCs/>
+          <w:sz w:val="28"/>
+          <w:szCs w:val="28"/>
+        </w:rPr>
+      </w:pPr>
+      <w:r>
+        <w:rPr>
+          <w:b/>
+          <w:bCs/>
+          <w:i/>
+          <w:iCs/>
+          <w:sz w:val="28"/>
+          <w:szCs w:val="28"/>
+        </w:rPr>
+        <w:t>• ROLADKA DR/ SOS SEROWY 2</w:t>
+      </w:r>
+      <w:r>
+        <w:rPr>
+          <w:b/>
+          <w:bCs/>
+          <w:i/>
+          <w:iCs/>
+          <w:sz w:val="28"/>
+          <w:szCs w:val="28"/>
+        </w:rPr>
+        <w:t>7</w:t>
+      </w:r>
+      <w:r>
+        <w:rPr>
+          <w:b/>
+          <w:bCs/>
+          <w:i/>
+          <w:iCs/>
+          <w:sz w:val="28"/>
+          <w:szCs w:val="28"/>
+        </w:rPr>
+        <w:t xml:space="preserve"> zł </w:t>
+      </w:r>
+    </w:p>
+    <w:p>
+      <w:pPr>
+        <w:rPr>
+          <w:b/>
+          <w:bCs/>
+          <w:i/>
+          <w:iCs/>
+          <w:sz w:val="28"/>
+          <w:szCs w:val="28"/>
+        </w:rPr>
+      </w:pPr>
+      <w:r>
+        <w:rPr>
+          <w:b/>
+          <w:bCs/>
+          <w:i/>
+          <w:iCs/>
+          <w:sz w:val="28"/>
+          <w:szCs w:val="28"/>
+        </w:rPr>
+        <w:t xml:space="preserve">• KOTLET SCHABOWY </w:t>
+      </w:r>
+      <w:r>
+        <w:rPr>
+          <w:b/>
+          <w:bCs/>
+          <w:i/>
+          <w:iCs/>
+          <w:sz w:val="28"/>
+          <w:szCs w:val="28"/>
+        </w:rPr>
+        <w:t>22</w:t>
+      </w:r>
+      <w:r>
+        <w:rPr>
+          <w:b/>
+          <w:bCs/>
+          <w:i/>
+          <w:iCs/>
+          <w:sz w:val="28"/>
+          <w:szCs w:val="28"/>
+        </w:rPr>
+        <w:t xml:space="preserve"> zł </w:t>
+      </w:r>
+    </w:p>
+    <w:p>
+      <w:pPr>
+        <w:rPr>
+          <w:b/>
+          <w:bCs/>
+          <w:i/>
+          <w:iCs/>
+          <w:sz w:val="28"/>
+          <w:szCs w:val="28"/>
+        </w:rPr>
+      </w:pPr>
+      <w:r>
+        <w:rPr>
+          <w:b/>
+          <w:bCs/>
+          <w:i/>
+          <w:iCs/>
+          <w:sz w:val="28"/>
+          <w:szCs w:val="28"/>
+        </w:rPr>
+        <w:t xml:space="preserve">• FILET Z KURCZAKA </w:t>
+      </w:r>
+      <w:r>
+        <w:rPr>
+          <w:b/>
+          <w:bCs/>
+          <w:i/>
+          <w:iCs/>
+          <w:sz w:val="28"/>
+          <w:szCs w:val="28"/>
+        </w:rPr>
+        <w:t>22</w:t>
+      </w:r>
+      <w:r>
+        <w:rPr>
+          <w:b/>
+          <w:bCs/>
+          <w:i/>
+          <w:iCs/>
+          <w:sz w:val="28"/>
+          <w:szCs w:val="28"/>
+        </w:rPr>
+        <w:t xml:space="preserve"> zł </w:t>
+      </w:r>
+    </w:p>
+    <w:p>
+      <w:pPr>
+        <w:rPr>
+          <w:b/>
+          <w:bCs/>
+          <w:i/>
+          <w:iCs/>
+          <w:sz w:val="28"/>
+          <w:szCs w:val="28"/>
+        </w:rPr>
+      </w:pPr>
+      <w:r>
+        <w:rPr>
+          <w:b/>
+          <w:bCs/>
+          <w:i/>
+          <w:iCs/>
+          <w:sz w:val="28"/>
+          <w:szCs w:val="28"/>
+        </w:rPr>
+        <w:t>• FILET ZAPIEKANY Z POMIDORAMI SUSZONYMI &amp; SZPINAKIEM I MOZARELLĄ 2</w:t>
+      </w:r>
+      <w:r>
+        <w:rPr>
+          <w:b/>
+          <w:bCs/>
+          <w:i/>
+          <w:iCs/>
+          <w:sz w:val="28"/>
+          <w:szCs w:val="28"/>
+        </w:rPr>
+        <w:t>7</w:t>
+      </w:r>
+      <w:r>
+        <w:rPr>
+          <w:b/>
+          <w:bCs/>
+          <w:i/>
+          <w:iCs/>
+          <w:sz w:val="28"/>
+          <w:szCs w:val="28"/>
+        </w:rPr>
+        <w:t xml:space="preserve"> ZŁ </w:t>
+      </w:r>
+    </w:p>
+    <w:p>
+      <w:pPr>
+        <w:rPr>
+          <w:b/>
+          <w:bCs/>
+          <w:i/>
+          <w:iCs/>
+          <w:sz w:val="28"/>
+          <w:szCs w:val="28"/>
+        </w:rPr>
+      </w:pPr>
+      <w:r>
+        <w:rPr>
+          <w:b/>
+          <w:bCs/>
+          <w:i/>
+          <w:iCs/>
+          <w:sz w:val="28"/>
+          <w:szCs w:val="28"/>
+        </w:rPr>
+        <w:t>• CORDON BLUE 2</w:t>
+      </w:r>
+      <w:r>
+        <w:rPr>
+          <w:b/>
+          <w:bCs/>
+          <w:i/>
+          <w:iCs/>
+          <w:sz w:val="28"/>
+          <w:szCs w:val="28"/>
+        </w:rPr>
+        <w:t>7</w:t>
+      </w:r>
+      <w:r>
+        <w:rPr>
+          <w:b/>
+          <w:bCs/>
+          <w:i/>
+          <w:iCs/>
+          <w:sz w:val="28"/>
+          <w:szCs w:val="28"/>
+        </w:rPr>
+        <w:t xml:space="preserve"> ZŁ </w:t>
+      </w:r>
+    </w:p>
+    <w:p>
+      <w:pPr>
+        <w:rPr>
+          <w:b/>
+          <w:bCs/>
+          <w:i/>
+          <w:iCs/>
+          <w:sz w:val="28"/>
+          <w:szCs w:val="28"/>
+        </w:rPr>
+      </w:pPr>
+      <w:r>
+        <w:rPr>
+          <w:b/>
+          <w:bCs/>
+          <w:i/>
+          <w:iCs/>
+          <w:sz w:val="28"/>
+          <w:szCs w:val="28"/>
+        </w:rPr>
+        <w:t>• KARCZEK PIECZONY/ SOS MYŚLIWSKI 2</w:t>
+      </w:r>
+      <w:r>
+        <w:rPr>
+          <w:b/>
+          <w:bCs/>
+          <w:i/>
+          <w:iCs/>
+          <w:sz w:val="28"/>
+          <w:szCs w:val="28"/>
+        </w:rPr>
+        <w:t>7</w:t>
+      </w:r>
+      <w:r>
+        <w:rPr>
+          <w:b/>
+          <w:bCs/>
+          <w:i/>
+          <w:iCs/>
+          <w:sz w:val="28"/>
+          <w:szCs w:val="28"/>
+        </w:rPr>
+        <w:t xml:space="preserve"> ZŁ </w:t>
+      </w:r>
+    </w:p>
+    <w:p>
+      <w:pPr>
+        <w:rPr>
+          <w:b/>
+          <w:bCs/>
+          <w:i/>
+          <w:iCs/>
+          <w:sz w:val="28"/>
+          <w:szCs w:val="28"/>
+        </w:rPr>
+      </w:pPr>
+      <w:r>
+        <w:rPr>
+          <w:b/>
+          <w:bCs/>
+          <w:i/>
+          <w:iCs/>
+          <w:sz w:val="28"/>
+          <w:szCs w:val="28"/>
+        </w:rPr>
+        <w:t>• KOTLET SZYDŁOWIECKI (FASZEROWANY) 2</w:t>
+      </w:r>
+      <w:r>
+        <w:rPr>
+          <w:b/>
+          <w:bCs/>
+          <w:i/>
+          <w:iCs/>
+          <w:sz w:val="28"/>
+          <w:szCs w:val="28"/>
+        </w:rPr>
         <w:t>6</w:t>
       </w:r>
-    </w:p>
-    <w:p>
-      <w:pPr>
-        <w:rPr>
-          <w:b/>
-          <w:bCs/>
-          <w:i/>
-          <w:iCs/>
-          <w:sz w:val="28"/>
-          <w:szCs w:val="28"/>
-        </w:rPr>
-      </w:pPr>
-      <w:bookmarkStart w:id="1" w:name="_Hlk105869409"/>
-    </w:p>
-    <w:p>
-      <w:pPr>
-        <w:rPr>
-          <w:b/>
-          <w:bCs/>
-          <w:i/>
-          <w:iCs/>
-          <w:sz w:val="28"/>
-          <w:szCs w:val="28"/>
-        </w:rPr>
-      </w:pPr>
-      <w:r>
-        <w:rPr>
-          <w:b/>
-          <w:bCs/>
-          <w:i/>
-          <w:iCs/>
-          <w:sz w:val="28"/>
-          <w:szCs w:val="28"/>
-        </w:rPr>
-        <w:t>ZUPA (JEDNA DO WYBORU)</w:t>
-      </w:r>
-    </w:p>
-    <w:p>
-      <w:pPr>
-        <w:pStyle w:val="Akapitzlist"/>
-        <w:numPr>
-          <w:ilvl w:val="0"/>
-          <w:numId w:val="2"/>
-        </w:numPr>
-        <w:rPr>
-          <w:sz w:val="28"/>
-          <w:szCs w:val="28"/>
-        </w:rPr>
-      </w:pPr>
-      <w:r>
-        <w:rPr>
-          <w:sz w:val="28"/>
-          <w:szCs w:val="28"/>
-        </w:rPr>
-        <w:t>ROSÓŁ</w:t>
-      </w:r>
-      <w:r>
-        <w:rPr>
-          <w:sz w:val="28"/>
-          <w:szCs w:val="28"/>
-          <w:lang w:val="de-DE"/>
-        </w:rPr>
-        <w:t xml:space="preserve">/ MAKARON </w:t>
-      </w:r>
-      <w:r>
-        <w:rPr>
-          <w:i/>
-          <w:iCs/>
-          <w:sz w:val="28"/>
-          <w:szCs w:val="28"/>
-          <w:u w:val="single"/>
-          <w:lang w:val="de-DE"/>
-        </w:rPr>
-        <w:t xml:space="preserve">16 </w:t>
-      </w:r>
-      <w:proofErr w:type="spellStart"/>
-      <w:r>
-        <w:rPr>
-          <w:i/>
-          <w:iCs/>
-          <w:sz w:val="28"/>
-          <w:szCs w:val="28"/>
-          <w:u w:val="single"/>
-          <w:lang w:val="de-DE"/>
-        </w:rPr>
-        <w:t>z</w:t>
-      </w:r>
-      <w:r>
-        <w:rPr>
-          <w:sz w:val="28"/>
-          <w:szCs w:val="28"/>
-          <w:lang w:val="de-DE"/>
-        </w:rPr>
-        <w:t>ł</w:t>
-      </w:r>
-      <w:proofErr w:type="spellEnd"/>
-      <w:r>
-        <w:rPr>
-          <w:sz w:val="28"/>
-          <w:szCs w:val="28"/>
-          <w:lang w:val="de-DE"/>
-        </w:rPr>
-        <w:t>.</w:t>
-      </w:r>
-    </w:p>
-    <w:p>
-      <w:pPr>
-        <w:pStyle w:val="Akapitzlist"/>
-        <w:numPr>
-          <w:ilvl w:val="0"/>
-          <w:numId w:val="2"/>
-        </w:numPr>
-        <w:rPr>
-          <w:sz w:val="28"/>
-          <w:szCs w:val="28"/>
-          <w:lang w:val="da-DK"/>
-        </w:rPr>
-      </w:pPr>
-      <w:r>
-        <w:rPr>
-          <w:sz w:val="28"/>
-          <w:szCs w:val="28"/>
-          <w:lang w:val="da-DK"/>
-        </w:rPr>
-        <w:t>KREM Z BIA</w:t>
-      </w:r>
-      <w:r>
-        <w:rPr>
-          <w:sz w:val="28"/>
-          <w:szCs w:val="28"/>
-        </w:rPr>
-        <w:t>Ł</w:t>
-      </w:r>
-      <w:r>
-        <w:rPr>
-          <w:sz w:val="28"/>
-          <w:szCs w:val="28"/>
-          <w:lang w:val="de-DE"/>
-        </w:rPr>
-        <w:t>YCH WARZYW</w:t>
-      </w:r>
-      <w:r>
-        <w:rPr>
-          <w:sz w:val="28"/>
-          <w:szCs w:val="28"/>
-          <w:lang w:val="de-DE"/>
-        </w:rPr>
-        <w:t xml:space="preserve"> </w:t>
-      </w:r>
-      <w:r>
-        <w:rPr>
-          <w:i/>
-          <w:iCs/>
-          <w:sz w:val="28"/>
-          <w:szCs w:val="28"/>
-          <w:u w:val="single"/>
-          <w:lang w:val="de-DE"/>
-        </w:rPr>
-        <w:t xml:space="preserve">16 </w:t>
-      </w:r>
-      <w:proofErr w:type="spellStart"/>
-      <w:r>
-        <w:rPr>
-          <w:i/>
-          <w:iCs/>
-          <w:sz w:val="28"/>
-          <w:szCs w:val="28"/>
-          <w:u w:val="single"/>
-          <w:lang w:val="de-DE"/>
-        </w:rPr>
-        <w:t>zł</w:t>
-      </w:r>
-      <w:proofErr w:type="spellEnd"/>
-      <w:r>
-        <w:rPr>
-          <w:sz w:val="28"/>
-          <w:szCs w:val="28"/>
-          <w:lang w:val="de-DE"/>
-        </w:rPr>
-        <w:t>.</w:t>
-      </w:r>
-    </w:p>
-    <w:p>
-      <w:pPr>
-        <w:rPr>
-          <w:b/>
-          <w:bCs/>
-          <w:i/>
-          <w:iCs/>
-          <w:sz w:val="28"/>
-          <w:szCs w:val="28"/>
-        </w:rPr>
-      </w:pPr>
-    </w:p>
-    <w:p>
-      <w:pPr>
-        <w:rPr>
-          <w:b/>
-          <w:bCs/>
-          <w:i/>
-          <w:iCs/>
-          <w:sz w:val="28"/>
-          <w:szCs w:val="28"/>
-        </w:rPr>
-      </w:pPr>
-      <w:r>
-        <w:rPr>
-          <w:b/>
-          <w:bCs/>
-          <w:i/>
-          <w:iCs/>
-          <w:sz w:val="28"/>
-          <w:szCs w:val="28"/>
-        </w:rPr>
-        <w:t>DANIE GŁÓWNE (JEDNO DO WYBORU)</w:t>
-      </w:r>
-    </w:p>
-    <w:p>
-      <w:pPr>
-        <w:pStyle w:val="Akapitzlist"/>
-        <w:numPr>
-          <w:ilvl w:val="0"/>
-          <w:numId w:val="2"/>
-        </w:numPr>
-        <w:rPr>
-          <w:b/>
-          <w:bCs/>
-          <w:i/>
-          <w:iCs/>
-          <w:sz w:val="28"/>
-          <w:szCs w:val="28"/>
-        </w:rPr>
-      </w:pPr>
-      <w:r>
-        <w:rPr>
-          <w:sz w:val="28"/>
-          <w:szCs w:val="28"/>
-        </w:rPr>
-        <w:t>POLĘ</w:t>
-      </w:r>
-      <w:r>
-        <w:rPr>
-          <w:sz w:val="28"/>
-          <w:szCs w:val="28"/>
-          <w:lang w:val="de-DE"/>
-        </w:rPr>
-        <w:t>DWICZKA WP/ SOS SEROWY Z ORZECHAMI W</w:t>
-      </w:r>
-      <w:r>
-        <w:rPr>
-          <w:sz w:val="28"/>
-          <w:szCs w:val="28"/>
-        </w:rPr>
-        <w:t>ŁOSKIMI LUB SOS LEŚ</w:t>
-      </w:r>
-      <w:r>
-        <w:rPr>
-          <w:sz w:val="28"/>
-          <w:szCs w:val="28"/>
-          <w:lang w:val="de-DE"/>
-        </w:rPr>
-        <w:t>NY/ PUREE Z MARCHEWKOWE / MIX SA</w:t>
-      </w:r>
-      <w:r>
-        <w:rPr>
-          <w:sz w:val="28"/>
-          <w:szCs w:val="28"/>
-        </w:rPr>
-        <w:t>ŁAT</w:t>
-      </w:r>
-      <w:r>
-        <w:rPr>
-          <w:sz w:val="28"/>
-          <w:szCs w:val="28"/>
-        </w:rPr>
-        <w:t xml:space="preserve"> </w:t>
-      </w:r>
-      <w:r>
-        <w:rPr>
-          <w:i/>
-          <w:iCs/>
-          <w:sz w:val="28"/>
-          <w:szCs w:val="28"/>
-          <w:u w:val="single"/>
-        </w:rPr>
-        <w:t>4</w:t>
-      </w:r>
-      <w:r>
-        <w:rPr>
-          <w:i/>
-          <w:iCs/>
-          <w:sz w:val="28"/>
-          <w:szCs w:val="28"/>
-          <w:u w:val="single"/>
-        </w:rPr>
-        <w:t>5</w:t>
-      </w:r>
-      <w:r>
-        <w:rPr>
-          <w:i/>
-          <w:iCs/>
-          <w:sz w:val="28"/>
-          <w:szCs w:val="28"/>
-          <w:u w:val="single"/>
-        </w:rPr>
-        <w:t xml:space="preserve"> ZŁ</w:t>
-      </w:r>
-      <w:r>
-        <w:rPr>
-          <w:b/>
-          <w:bCs/>
-          <w:sz w:val="28"/>
-          <w:szCs w:val="28"/>
-        </w:rPr>
-        <w:t>.</w:t>
-      </w:r>
-    </w:p>
-    <w:p>
-      <w:pPr>
-        <w:pStyle w:val="Akapitzlist"/>
-        <w:numPr>
-          <w:ilvl w:val="0"/>
-          <w:numId w:val="2"/>
-        </w:numPr>
-        <w:rPr>
-          <w:b/>
-          <w:bCs/>
-          <w:i/>
-          <w:iCs/>
-          <w:sz w:val="28"/>
-          <w:szCs w:val="28"/>
-          <w:lang w:val="de-DE"/>
-        </w:rPr>
-      </w:pPr>
-      <w:r>
-        <w:rPr>
-          <w:sz w:val="28"/>
-          <w:szCs w:val="28"/>
-          <w:lang w:val="de-DE"/>
-        </w:rPr>
-        <w:t>ROLADKA DR/ SOS SEROWY/ GNOCCHI/ BURACZKI NA ZIMNO</w:t>
-      </w:r>
-      <w:r>
-        <w:rPr>
-          <w:sz w:val="28"/>
-          <w:szCs w:val="28"/>
-          <w:lang w:val="de-DE"/>
-        </w:rPr>
-        <w:t xml:space="preserve"> </w:t>
-      </w:r>
-      <w:r>
-        <w:rPr>
-          <w:i/>
-          <w:iCs/>
-          <w:sz w:val="28"/>
-          <w:szCs w:val="28"/>
-          <w:u w:val="single"/>
-          <w:lang w:val="de-DE"/>
-        </w:rPr>
-        <w:t>45 ZŁ</w:t>
-      </w:r>
-    </w:p>
-    <w:p>
-      <w:pPr>
-        <w:pStyle w:val="Akapitzlist"/>
-        <w:numPr>
-          <w:ilvl w:val="0"/>
-          <w:numId w:val="2"/>
-        </w:numPr>
-        <w:rPr>
-          <w:b/>
-          <w:bCs/>
-          <w:i/>
-          <w:iCs/>
-          <w:sz w:val="28"/>
-          <w:szCs w:val="28"/>
-          <w:lang w:val="de-DE"/>
-        </w:rPr>
-      </w:pPr>
-      <w:r>
-        <w:rPr>
-          <w:sz w:val="28"/>
-          <w:szCs w:val="28"/>
-          <w:lang w:val="de-DE"/>
-        </w:rPr>
-        <w:t>KOTLET SCHABOWY/ MŁODE ZIEMNIAKI/ KAPUSTA ZASMA</w:t>
-      </w:r>
-      <w:r>
-        <w:rPr>
-          <w:sz w:val="28"/>
-          <w:szCs w:val="28"/>
-        </w:rPr>
-        <w:t>ŻANA</w:t>
-      </w:r>
-      <w:r>
-        <w:rPr>
-          <w:sz w:val="28"/>
-          <w:szCs w:val="28"/>
-        </w:rPr>
-        <w:t xml:space="preserve"> </w:t>
-      </w:r>
-      <w:r>
-        <w:rPr>
-          <w:i/>
-          <w:iCs/>
-          <w:sz w:val="28"/>
-          <w:szCs w:val="28"/>
-          <w:u w:val="single"/>
-        </w:rPr>
-        <w:t>39 ZŁ</w:t>
-      </w:r>
-    </w:p>
-    <w:p>
-      <w:pPr>
-        <w:pStyle w:val="Akapitzlist"/>
-        <w:numPr>
-          <w:ilvl w:val="0"/>
-          <w:numId w:val="2"/>
-        </w:numPr>
-        <w:rPr>
-          <w:b/>
-          <w:bCs/>
-          <w:i/>
-          <w:iCs/>
-          <w:sz w:val="28"/>
-          <w:szCs w:val="28"/>
-        </w:rPr>
-      </w:pPr>
-      <w:r>
-        <w:rPr>
-          <w:sz w:val="28"/>
-          <w:szCs w:val="28"/>
-        </w:rPr>
-        <w:t xml:space="preserve">CORDON BLUE/ </w:t>
-      </w:r>
-      <w:r>
-        <w:rPr>
-          <w:sz w:val="28"/>
-          <w:szCs w:val="28"/>
-          <w:lang w:val="de-DE"/>
-        </w:rPr>
-        <w:t>MŁODE ZIEMNIAKI</w:t>
-      </w:r>
-      <w:r>
-        <w:rPr>
-          <w:sz w:val="28"/>
-          <w:szCs w:val="28"/>
-        </w:rPr>
-        <w:t xml:space="preserve">/ MIX SAŁAT </w:t>
-      </w:r>
-    </w:p>
-    <w:p>
-      <w:pPr>
-        <w:pStyle w:val="Akapitzlist"/>
-        <w:numPr>
-          <w:ilvl w:val="0"/>
-          <w:numId w:val="2"/>
-        </w:numPr>
-        <w:rPr>
-          <w:b/>
-          <w:bCs/>
-          <w:i/>
-          <w:iCs/>
-          <w:sz w:val="28"/>
-          <w:szCs w:val="28"/>
-        </w:rPr>
-      </w:pPr>
-      <w:r>
-        <w:rPr>
-          <w:sz w:val="28"/>
-          <w:szCs w:val="28"/>
-        </w:rPr>
-        <w:t>KARCZEK PIECZONY/ SOS MYŚLIWSKI/ KLUSKI ŚLĄSKIE/ SURÓ</w:t>
-      </w:r>
-      <w:r>
-        <w:rPr>
-          <w:sz w:val="28"/>
-          <w:szCs w:val="28"/>
-          <w:lang w:val="de-DE"/>
-        </w:rPr>
-        <w:t xml:space="preserve">WKA Z CZERWONEJ KAPUSTY </w:t>
-      </w:r>
-    </w:p>
-    <w:p>
-      <w:pPr>
-        <w:pStyle w:val="Akapitzlist"/>
-        <w:numPr>
-          <w:ilvl w:val="0"/>
-          <w:numId w:val="2"/>
-        </w:numPr>
-        <w:rPr>
-          <w:b/>
-          <w:bCs/>
-          <w:i/>
-          <w:iCs/>
-          <w:sz w:val="28"/>
-          <w:szCs w:val="28"/>
-          <w:lang w:val="de-DE"/>
-        </w:rPr>
-      </w:pPr>
-      <w:r>
-        <w:rPr>
-          <w:sz w:val="28"/>
-          <w:szCs w:val="28"/>
-          <w:lang w:val="de-DE"/>
-        </w:rPr>
-        <w:t>KOTLET SZYD</w:t>
-      </w:r>
-      <w:r>
-        <w:rPr>
-          <w:sz w:val="28"/>
-          <w:szCs w:val="28"/>
-        </w:rPr>
-        <w:t>Ł</w:t>
-      </w:r>
-      <w:r>
-        <w:rPr>
-          <w:sz w:val="28"/>
-          <w:szCs w:val="28"/>
-          <w:lang w:val="de-DE"/>
-        </w:rPr>
-        <w:t>OWIECKI (FASZEROWANY)/ MŁODE ZIEMNIAKI/ MIX SA</w:t>
-      </w:r>
-      <w:r>
-        <w:rPr>
-          <w:sz w:val="28"/>
-          <w:szCs w:val="28"/>
-        </w:rPr>
-        <w:t>ŁAT</w:t>
-      </w:r>
-      <w:r>
-        <w:rPr>
-          <w:sz w:val="28"/>
-          <w:szCs w:val="28"/>
-        </w:rPr>
-        <w:t xml:space="preserve"> </w:t>
-      </w:r>
-      <w:r>
-        <w:rPr>
-          <w:i/>
-          <w:iCs/>
-          <w:sz w:val="28"/>
-          <w:szCs w:val="28"/>
-          <w:u w:val="single"/>
-        </w:rPr>
-        <w:t>45 ZŁ</w:t>
-      </w:r>
-      <w:r>
-        <w:rPr>
-          <w:sz w:val="28"/>
-          <w:szCs w:val="28"/>
-        </w:rPr>
-        <w:t xml:space="preserve">  </w:t>
-      </w:r>
-    </w:p>
-    <w:p>
-      <w:pPr>
-        <w:rPr>
-          <w:b/>
-          <w:bCs/>
-          <w:i/>
-          <w:iCs/>
-          <w:sz w:val="28"/>
-          <w:szCs w:val="28"/>
-        </w:rPr>
-      </w:pPr>
-      <w:r>
-        <w:rPr>
-          <w:b/>
-          <w:bCs/>
-          <w:i/>
-          <w:iCs/>
-          <w:sz w:val="28"/>
-          <w:szCs w:val="28"/>
-          <w:lang w:val="de-DE"/>
-        </w:rPr>
-        <w:t>*  DODATKI DO DAŃ GŁÓWNYCH MOGĄ BYĆ DOWOLNIE ZAMIENIANE</w:t>
-      </w:r>
-    </w:p>
-    <w:p>
-      <w:pPr>
-        <w:rPr>
-          <w:b/>
-          <w:bCs/>
-          <w:i/>
-          <w:iCs/>
-          <w:sz w:val="28"/>
-          <w:szCs w:val="28"/>
-        </w:rPr>
-      </w:pPr>
-    </w:p>
-    <w:p>
-      <w:pPr>
-        <w:rPr>
-          <w:b/>
-          <w:bCs/>
-          <w:i/>
-          <w:iCs/>
-          <w:sz w:val="28"/>
-          <w:szCs w:val="28"/>
-        </w:rPr>
-      </w:pPr>
-      <w:r>
-        <w:rPr>
-          <w:b/>
-          <w:bCs/>
-          <w:i/>
-          <w:iCs/>
-          <w:sz w:val="28"/>
-          <w:szCs w:val="28"/>
-        </w:rPr>
-        <w:t>DLA DZIECI DANIE GŁÓ</w:t>
-      </w:r>
-      <w:r>
-        <w:rPr>
-          <w:b/>
-          <w:bCs/>
-          <w:i/>
-          <w:iCs/>
-          <w:sz w:val="28"/>
-          <w:szCs w:val="28"/>
-          <w:lang w:val="de-DE"/>
-        </w:rPr>
-        <w:t>WNE:</w:t>
-      </w:r>
-    </w:p>
-    <w:p>
-      <w:pPr>
-        <w:pStyle w:val="Akapitzlist"/>
-        <w:numPr>
-          <w:ilvl w:val="0"/>
-          <w:numId w:val="2"/>
-        </w:numPr>
-        <w:rPr>
-          <w:b/>
-          <w:bCs/>
-          <w:i/>
-          <w:iCs/>
-          <w:sz w:val="28"/>
-          <w:szCs w:val="28"/>
-        </w:rPr>
-      </w:pPr>
-      <w:r>
-        <w:rPr>
-          <w:sz w:val="28"/>
-          <w:szCs w:val="28"/>
-        </w:rPr>
-        <w:t>NUGGETSY W PŁ</w:t>
-      </w:r>
-      <w:r>
-        <w:rPr>
-          <w:sz w:val="28"/>
-          <w:szCs w:val="28"/>
-          <w:lang w:val="de-DE"/>
-        </w:rPr>
-        <w:t>ATKACH KUKURYDZIANYCH/ OPIEKANE KOPYTKA/ MARCHEWKA LUB MIZERIA/ KETCHUP</w:t>
-      </w:r>
-      <w:r>
-        <w:rPr>
-          <w:sz w:val="28"/>
-          <w:szCs w:val="28"/>
-          <w:lang w:val="de-DE"/>
-        </w:rPr>
-        <w:t xml:space="preserve"> 3</w:t>
-      </w:r>
-      <w:r>
-        <w:rPr>
-          <w:sz w:val="28"/>
-          <w:szCs w:val="28"/>
-          <w:lang w:val="de-DE"/>
-        </w:rPr>
-        <w:t>6</w:t>
-      </w:r>
-      <w:r>
-        <w:rPr>
-          <w:sz w:val="28"/>
-          <w:szCs w:val="28"/>
-          <w:lang w:val="de-DE"/>
-        </w:rPr>
-        <w:t xml:space="preserve"> ZŁ</w:t>
-      </w:r>
-    </w:p>
-    <w:p>
-      <w:pPr>
-        <w:pStyle w:val="Akapitzlist"/>
-        <w:numPr>
-          <w:ilvl w:val="0"/>
-          <w:numId w:val="2"/>
-        </w:numPr>
-        <w:rPr>
-          <w:b/>
-          <w:bCs/>
-          <w:i/>
-          <w:iCs/>
-          <w:sz w:val="28"/>
-          <w:szCs w:val="28"/>
-        </w:rPr>
-      </w:pPr>
-      <w:r>
-        <w:rPr>
-          <w:sz w:val="28"/>
-          <w:szCs w:val="28"/>
-        </w:rPr>
-        <w:t>FILET Z KURCZAKA/ MŁODE ZIEMNIAKI/ SURÓ</w:t>
-      </w:r>
-      <w:r>
-        <w:rPr>
-          <w:sz w:val="28"/>
-          <w:szCs w:val="28"/>
-        </w:rPr>
-        <w:t>WKA</w:t>
-      </w:r>
-      <w:r>
-        <w:rPr>
-          <w:sz w:val="28"/>
-          <w:szCs w:val="28"/>
-        </w:rPr>
-        <w:t xml:space="preserve"> 3</w:t>
-      </w:r>
-      <w:r>
-        <w:rPr>
-          <w:sz w:val="28"/>
-          <w:szCs w:val="28"/>
-        </w:rPr>
-        <w:t>6</w:t>
-      </w:r>
-      <w:r>
-        <w:rPr>
-          <w:sz w:val="28"/>
-          <w:szCs w:val="28"/>
-        </w:rPr>
-        <w:t xml:space="preserve"> ZŁ</w:t>
-      </w:r>
-      <w:bookmarkEnd w:id="1"/>
+      <w:r>
+        <w:rPr>
+          <w:b/>
+          <w:bCs/>
+          <w:i/>
+          <w:iCs/>
+          <w:sz w:val="28"/>
+          <w:szCs w:val="28"/>
+        </w:rPr>
+        <w:t xml:space="preserve"> ZŁ </w:t>
+      </w:r>
+    </w:p>
+    <w:p>
+      <w:pPr>
+        <w:rPr>
+          <w:b/>
+          <w:bCs/>
+          <w:i/>
+          <w:iCs/>
+          <w:sz w:val="28"/>
+          <w:szCs w:val="28"/>
+        </w:rPr>
+      </w:pPr>
+    </w:p>
+    <w:p>
+      <w:pPr>
+        <w:rPr>
+          <w:b/>
+          <w:bCs/>
+          <w:i/>
+          <w:iCs/>
+          <w:sz w:val="28"/>
+          <w:szCs w:val="28"/>
+        </w:rPr>
+      </w:pPr>
+      <w:r>
+        <w:rPr>
+          <w:b/>
+          <w:bCs/>
+          <w:i/>
+          <w:iCs/>
+          <w:sz w:val="28"/>
+          <w:szCs w:val="28"/>
+        </w:rPr>
+        <w:t xml:space="preserve">DODATKI DO DAŃ GŁÓWNYCH: </w:t>
+      </w:r>
+    </w:p>
+    <w:p>
+      <w:pPr>
+        <w:rPr>
+          <w:b/>
+          <w:bCs/>
+          <w:i/>
+          <w:iCs/>
+          <w:sz w:val="28"/>
+          <w:szCs w:val="28"/>
+        </w:rPr>
+      </w:pPr>
+      <w:r>
+        <w:rPr>
+          <w:b/>
+          <w:bCs/>
+          <w:i/>
+          <w:iCs/>
+          <w:sz w:val="28"/>
+          <w:szCs w:val="28"/>
+        </w:rPr>
+        <w:t xml:space="preserve">• ZIEMNIAKI Z WODY 8 ZŁ </w:t>
+      </w:r>
+    </w:p>
+    <w:p>
+      <w:pPr>
+        <w:rPr>
+          <w:b/>
+          <w:bCs/>
+          <w:i/>
+          <w:iCs/>
+          <w:sz w:val="28"/>
+          <w:szCs w:val="28"/>
+        </w:rPr>
+      </w:pPr>
+      <w:r>
+        <w:rPr>
+          <w:b/>
+          <w:bCs/>
+          <w:i/>
+          <w:iCs/>
+          <w:sz w:val="28"/>
+          <w:szCs w:val="28"/>
+        </w:rPr>
+        <w:t xml:space="preserve">• ZIEMNIAKI OPIEKANE 9 ZŁ </w:t>
+      </w:r>
+    </w:p>
+    <w:p>
+      <w:pPr>
+        <w:rPr>
+          <w:b/>
+          <w:bCs/>
+          <w:i/>
+          <w:iCs/>
+          <w:sz w:val="28"/>
+          <w:szCs w:val="28"/>
+        </w:rPr>
+      </w:pPr>
+      <w:r>
+        <w:rPr>
+          <w:b/>
+          <w:bCs/>
+          <w:i/>
+          <w:iCs/>
+          <w:sz w:val="28"/>
+          <w:szCs w:val="28"/>
+        </w:rPr>
+        <w:t>• KLUSKI ŚLĄSKIE 1</w:t>
+      </w:r>
+      <w:r>
+        <w:rPr>
+          <w:b/>
+          <w:bCs/>
+          <w:i/>
+          <w:iCs/>
+          <w:sz w:val="28"/>
+          <w:szCs w:val="28"/>
+        </w:rPr>
+        <w:t>2</w:t>
+      </w:r>
+      <w:r>
+        <w:rPr>
+          <w:b/>
+          <w:bCs/>
+          <w:i/>
+          <w:iCs/>
+          <w:sz w:val="28"/>
+          <w:szCs w:val="28"/>
+        </w:rPr>
+        <w:t xml:space="preserve"> ZŁ </w:t>
+      </w:r>
+    </w:p>
+    <w:p>
+      <w:pPr>
+        <w:rPr>
+          <w:b/>
+          <w:bCs/>
+          <w:i/>
+          <w:iCs/>
+          <w:sz w:val="28"/>
+          <w:szCs w:val="28"/>
+        </w:rPr>
+      </w:pPr>
+      <w:r>
+        <w:rPr>
+          <w:b/>
+          <w:bCs/>
+          <w:i/>
+          <w:iCs/>
+          <w:sz w:val="28"/>
+          <w:szCs w:val="28"/>
+        </w:rPr>
+        <w:t xml:space="preserve">• KOPYTKA 10 ZŁ </w:t>
+      </w:r>
+    </w:p>
+    <w:p>
+      <w:pPr>
+        <w:rPr>
+          <w:b/>
+          <w:bCs/>
+          <w:i/>
+          <w:iCs/>
+          <w:sz w:val="28"/>
+          <w:szCs w:val="28"/>
+        </w:rPr>
+      </w:pPr>
+      <w:r>
+        <w:rPr>
+          <w:b/>
+          <w:bCs/>
+          <w:i/>
+          <w:iCs/>
+          <w:sz w:val="28"/>
+          <w:szCs w:val="28"/>
+        </w:rPr>
+        <w:t>• RYŻ Z WARZYWAMI 1</w:t>
+      </w:r>
+      <w:r>
+        <w:rPr>
+          <w:b/>
+          <w:bCs/>
+          <w:i/>
+          <w:iCs/>
+          <w:sz w:val="28"/>
+          <w:szCs w:val="28"/>
+        </w:rPr>
+        <w:t>2</w:t>
+      </w:r>
+      <w:r>
+        <w:rPr>
+          <w:b/>
+          <w:bCs/>
+          <w:i/>
+          <w:iCs/>
+          <w:sz w:val="28"/>
+          <w:szCs w:val="28"/>
+        </w:rPr>
+        <w:t xml:space="preserve"> ZŁ </w:t>
+      </w:r>
+    </w:p>
+    <w:p>
+      <w:pPr>
+        <w:rPr>
+          <w:b/>
+          <w:bCs/>
+          <w:i/>
+          <w:iCs/>
+          <w:sz w:val="28"/>
+          <w:szCs w:val="28"/>
+        </w:rPr>
+      </w:pPr>
+      <w:r>
+        <w:rPr>
+          <w:b/>
+          <w:bCs/>
+          <w:i/>
+          <w:iCs/>
+          <w:sz w:val="28"/>
+          <w:szCs w:val="28"/>
+        </w:rPr>
+        <w:lastRenderedPageBreak/>
+        <w:t xml:space="preserve">• ZESTAW SURÓWEK </w:t>
+      </w:r>
+      <w:r>
+        <w:rPr>
+          <w:b/>
+          <w:bCs/>
+          <w:i/>
+          <w:iCs/>
+          <w:sz w:val="28"/>
+          <w:szCs w:val="28"/>
+        </w:rPr>
+        <w:t>9</w:t>
+      </w:r>
+      <w:r>
+        <w:rPr>
+          <w:b/>
+          <w:bCs/>
+          <w:i/>
+          <w:iCs/>
+          <w:sz w:val="28"/>
+          <w:szCs w:val="28"/>
+        </w:rPr>
+        <w:t xml:space="preserve"> ZŁ </w:t>
+      </w:r>
+    </w:p>
+    <w:p>
+      <w:pPr>
+        <w:rPr>
+          <w:b/>
+          <w:bCs/>
+          <w:i/>
+          <w:iCs/>
+          <w:sz w:val="28"/>
+          <w:szCs w:val="28"/>
+        </w:rPr>
+      </w:pPr>
+      <w:r>
+        <w:rPr>
+          <w:b/>
+          <w:bCs/>
+          <w:i/>
+          <w:iCs/>
+          <w:sz w:val="28"/>
+          <w:szCs w:val="28"/>
+        </w:rPr>
+        <w:t xml:space="preserve">• WIOSENNA </w:t>
+      </w:r>
+      <w:r>
+        <w:rPr>
+          <w:b/>
+          <w:bCs/>
+          <w:i/>
+          <w:iCs/>
+          <w:sz w:val="28"/>
+          <w:szCs w:val="28"/>
+        </w:rPr>
+        <w:t>9</w:t>
+      </w:r>
+      <w:r>
+        <w:rPr>
+          <w:b/>
+          <w:bCs/>
+          <w:i/>
+          <w:iCs/>
+          <w:sz w:val="28"/>
+          <w:szCs w:val="28"/>
+        </w:rPr>
+        <w:t xml:space="preserve"> ZŁ </w:t>
+      </w:r>
+    </w:p>
+    <w:p>
+      <w:pPr>
+        <w:rPr>
+          <w:b/>
+          <w:bCs/>
+          <w:i/>
+          <w:iCs/>
+          <w:sz w:val="28"/>
+          <w:szCs w:val="28"/>
+        </w:rPr>
+      </w:pPr>
+      <w:r>
+        <w:rPr>
+          <w:b/>
+          <w:bCs/>
+          <w:i/>
+          <w:iCs/>
+          <w:sz w:val="28"/>
+          <w:szCs w:val="28"/>
+        </w:rPr>
+        <w:t xml:space="preserve">• KAPUSTA ZASMAŻANA </w:t>
+      </w:r>
+      <w:r>
+        <w:rPr>
+          <w:b/>
+          <w:bCs/>
+          <w:i/>
+          <w:iCs/>
+          <w:sz w:val="28"/>
+          <w:szCs w:val="28"/>
+        </w:rPr>
+        <w:t>10</w:t>
+      </w:r>
+      <w:r>
+        <w:rPr>
+          <w:b/>
+          <w:bCs/>
+          <w:i/>
+          <w:iCs/>
+          <w:sz w:val="28"/>
+          <w:szCs w:val="28"/>
+        </w:rPr>
+        <w:t xml:space="preserve"> ZŁ </w:t>
+      </w:r>
+    </w:p>
+    <w:p>
+      <w:pPr>
+        <w:rPr>
+          <w:b/>
+          <w:bCs/>
+          <w:i/>
+          <w:iCs/>
+          <w:sz w:val="28"/>
+          <w:szCs w:val="28"/>
+        </w:rPr>
+      </w:pPr>
+    </w:p>
+    <w:p>
+      <w:pPr>
+        <w:rPr>
+          <w:b/>
+          <w:bCs/>
+          <w:i/>
+          <w:iCs/>
+          <w:sz w:val="28"/>
+          <w:szCs w:val="28"/>
+        </w:rPr>
+      </w:pPr>
+      <w:r>
+        <w:rPr>
+          <w:b/>
+          <w:bCs/>
+          <w:i/>
+          <w:iCs/>
+          <w:sz w:val="28"/>
+          <w:szCs w:val="28"/>
+        </w:rPr>
+        <w:t>*DANIA WEGE USTALANE INDYWIDUALNIE*</w:t>
+      </w:r>
     </w:p>
     <w:sectPr>
       <w:headerReference w:type="default" r:id="rId7"/>
@@ -822,7 +1001,7 @@
 </file>
 
 <file path=word/endnotes.xml><?xml version="1.0" encoding="utf-8"?>
-<w:endnotes xmlns:wpc="http://schemas.microsoft.com/office/word/2010/wordprocessingCanvas" xmlns:cx="http://schemas.microsoft.com/office/drawing/2014/chartex" xmlns:cx1="http://schemas.microsoft.com/office/drawing/2015/9/8/chartex" xmlns:cx2="http://schemas.microsoft.com/office/drawing/2015/10/21/chartex" xmlns:cx3="http://schemas.microsoft.com/office/drawing/2016/5/9/chartex" xmlns:cx4="http://schemas.microsoft.com/office/drawing/2016/5/10/chartex" xmlns:cx5="http://schemas.microsoft.com/office/drawing/2016/5/11/chartex" xmlns:cx6="http://schemas.microsoft.com/office/drawing/2016/5/12/chartex" xmlns:cx7="http://schemas.microsoft.com/office/drawing/2016/5/13/chartex" xmlns:cx8="http://schemas.microsoft.com/office/drawing/2016/5/14/chartex" xmlns:mc="http://schemas.openxmlformats.org/markup-compatibility/2006" xmlns:aink="http://schemas.microsoft.com/office/drawing/2016/ink" xmlns:am3d="http://schemas.microsoft.com/office/drawing/2017/model3d" xmlns:o="urn:schemas-microsoft-com:office:office" xmlns:oel="http://schemas.microsoft.com/office/2019/extlst" xmlns:r="http://schemas.openxmlformats.org/officeDocument/2006/relationships" xmlns:m="http://schemas.openxmlformats.org/officeDocument/2006/math" xmlns:v="urn:schemas-microsoft-com:vml" xmlns:wp14="http://schemas.microsoft.com/office/word/2010/wordprocessingDrawing" xmlns:wp="http://schemas.openxmlformats.org/drawingml/2006/wordprocessingDrawing" xmlns:w10="urn:schemas-microsoft-com:office:word" xmlns:w="http://schemas.openxmlformats.org/wordprocessingml/2006/main" xmlns:w14="http://schemas.microsoft.com/office/word/2010/wordml" xmlns:w15="http://schemas.microsoft.com/office/word/2012/wordml" xmlns:w16cex="http://schemas.microsoft.com/office/word/2018/wordml/cex" xmlns:w16cid="http://schemas.microsoft.com/office/word/2016/wordml/cid" xmlns:w16="http://schemas.microsoft.com/office/word/2018/wordml" xmlns:w16du="http://schemas.microsoft.com/office/word/2023/wordml/word16du" xmlns:w16sdtdh="http://schemas.microsoft.com/office/word/2020/wordml/sdtdatahash" xmlns:w16sdtfl="http://schemas.microsoft.com/office/word/2024/wordml/sdtformatlock" xmlns:w16se="http://schemas.microsoft.com/office/word/2015/wordml/symex" xmlns:wpg="http://schemas.microsoft.com/office/word/2010/wordprocessingGroup" xmlns:wpi="http://schemas.microsoft.com/office/word/2010/wordprocessingInk" xmlns:wne="http://schemas.microsoft.com/office/word/2006/wordml" xmlns:wps="http://schemas.microsoft.com/office/word/2010/wordprocessingShape" mc:Ignorable="w14 w15 w16se w16cid w16 w16cex w16sdtdh w16sdtfl w16du wp14">
+<w:endnotes xmlns:wpc="http://schemas.microsoft.com/office/word/2010/wordprocessingCanvas" xmlns:cx="http://schemas.microsoft.com/office/drawing/2014/chartex" xmlns:cx1="http://schemas.microsoft.com/office/drawing/2015/9/8/chartex" xmlns:cx2="http://schemas.microsoft.com/office/drawing/2015/10/21/chartex" xmlns:cx3="http://schemas.microsoft.com/office/drawing/2016/5/9/chartex" xmlns:cx4="http://schemas.microsoft.com/office/drawing/2016/5/10/chartex" xmlns:cx5="http://schemas.microsoft.com/office/drawing/2016/5/11/chartex" xmlns:cx6="http://schemas.microsoft.com/office/drawing/2016/5/12/chartex" xmlns:cx7="http://schemas.microsoft.com/office/drawing/2016/5/13/chartex" xmlns:cx8="http://schemas.microsoft.com/office/drawing/2016/5/14/chartex" xmlns:mc="http://schemas.openxmlformats.org/markup-compatibility/2006" xmlns:aink="http://schemas.microsoft.com/office/drawing/2016/ink" xmlns:am3d="http://schemas.microsoft.com/office/drawing/2017/model3d" xmlns:o="urn:schemas-microsoft-com:office:office" xmlns:oel="http://schemas.microsoft.com/office/2019/extlst" xmlns:r="http://schemas.openxmlformats.org/officeDocument/2006/relationships" xmlns:m="http://schemas.openxmlformats.org/officeDocument/2006/math" xmlns:v="urn:schemas-microsoft-com:vml" xmlns:wp14="http://schemas.microsoft.com/office/word/2010/wordprocessingDrawing" xmlns:wp="http://schemas.openxmlformats.org/drawingml/2006/wordprocessingDrawing" xmlns:w10="urn:schemas-microsoft-com:office:word" xmlns:w="http://schemas.openxmlformats.org/wordprocessingml/2006/main" xmlns:w14="http://schemas.microsoft.com/office/word/2010/wordml" xmlns:w15="http://schemas.microsoft.com/office/word/2012/wordml" xmlns:w16cei="http://schemas.microsoft.com/office/word/2026/wordml/cei" xmlns:w16cex="http://schemas.microsoft.com/office/word/2018/wordml/cex" xmlns:w16cid="http://schemas.microsoft.com/office/word/2016/wordml/cid" xmlns:w16="http://schemas.microsoft.com/office/word/2018/wordml" xmlns:w16du="http://schemas.microsoft.com/office/word/2023/wordml/word16du" xmlns:w16sdtdh="http://schemas.microsoft.com/office/word/2020/wordml/sdtdatahash" xmlns:w16sdtfl="http://schemas.microsoft.com/office/word/2024/wordml/sdtformatlock" xmlns:w16se="http://schemas.microsoft.com/office/word/2015/wordml/symex" xmlns:wpg="http://schemas.microsoft.com/office/word/2010/wordprocessingGroup" xmlns:wpi="http://schemas.microsoft.com/office/word/2010/wordprocessingInk" xmlns:wne="http://schemas.microsoft.com/office/word/2006/wordml" xmlns:wps="http://schemas.microsoft.com/office/word/2010/wordprocessingShape" mc:Ignorable="w14 w15 w16se w16cid w16 w16cex w16sdtdh w16sdtfl w16du wp14">
   <w:endnote w:type="separator" w:id="-1">
     <w:p>
       <w:pPr>
@@ -847,7 +1026,7 @@
 </file>
 
 <file path=word/footer1.xml><?xml version="1.0" encoding="utf-8"?>
-<w:ftr xmlns:wpc="http://schemas.microsoft.com/office/word/2010/wordprocessingCanvas" xmlns:cx="http://schemas.microsoft.com/office/drawing/2014/chartex" xmlns:cx1="http://schemas.microsoft.com/office/drawing/2015/9/8/chartex" xmlns:cx2="http://schemas.microsoft.com/office/drawing/2015/10/21/chartex" xmlns:cx3="http://schemas.microsoft.com/office/drawing/2016/5/9/chartex" xmlns:cx4="http://schemas.microsoft.com/office/drawing/2016/5/10/chartex" xmlns:cx5="http://schemas.microsoft.com/office/drawing/2016/5/11/chartex" xmlns:cx6="http://schemas.microsoft.com/office/drawing/2016/5/12/chartex" xmlns:cx7="http://schemas.microsoft.com/office/drawing/2016/5/13/chartex" xmlns:cx8="http://schemas.microsoft.com/office/drawing/2016/5/14/chartex" xmlns:mc="http://schemas.openxmlformats.org/markup-compatibility/2006" xmlns:aink="http://schemas.microsoft.com/office/drawing/2016/ink" xmlns:am3d="http://schemas.microsoft.com/office/drawing/2017/model3d" xmlns:o="urn:schemas-microsoft-com:office:office" xmlns:oel="http://schemas.microsoft.com/office/2019/extlst" xmlns:r="http://schemas.openxmlformats.org/officeDocument/2006/relationships" xmlns:m="http://schemas.openxmlformats.org/officeDocument/2006/math" xmlns:v="urn:schemas-microsoft-com:vml" xmlns:wp14="http://schemas.microsoft.com/office/word/2010/wordprocessingDrawing" xmlns:wp="http://schemas.openxmlformats.org/drawingml/2006/wordprocessingDrawing" xmlns:w10="urn:schemas-microsoft-com:office:word" xmlns:w="http://schemas.openxmlformats.org/wordprocessingml/2006/main" xmlns:w14="http://schemas.microsoft.com/office/word/2010/wordml" xmlns:w15="http://schemas.microsoft.com/office/word/2012/wordml" xmlns:w16cex="http://schemas.microsoft.com/office/word/2018/wordml/cex" xmlns:w16cid="http://schemas.microsoft.com/office/word/2016/wordml/cid" xmlns:w16="http://schemas.microsoft.com/office/word/2018/wordml" xmlns:w16du="http://schemas.microsoft.com/office/word/2023/wordml/word16du" xmlns:w16sdtdh="http://schemas.microsoft.com/office/word/2020/wordml/sdtdatahash" xmlns:w16sdtfl="http://schemas.microsoft.com/office/word/2024/wordml/sdtformatlock" xmlns:w16se="http://schemas.microsoft.com/office/word/2015/wordml/symex" xmlns:wpg="http://schemas.microsoft.com/office/word/2010/wordprocessingGroup" xmlns:wpi="http://schemas.microsoft.com/office/word/2010/wordprocessingInk" xmlns:wne="http://schemas.microsoft.com/office/word/2006/wordml" xmlns:wps="http://schemas.microsoft.com/office/word/2010/wordprocessingShape" mc:Ignorable="w14 w15 w16se w16cid w16 w16cex w16sdtdh w16sdtfl w16du wp14">
+<w:ftr xmlns:wpc="http://schemas.microsoft.com/office/word/2010/wordprocessingCanvas" xmlns:cx="http://schemas.microsoft.com/office/drawing/2014/chartex" xmlns:cx1="http://schemas.microsoft.com/office/drawing/2015/9/8/chartex" xmlns:cx2="http://schemas.microsoft.com/office/drawing/2015/10/21/chartex" xmlns:cx3="http://schemas.microsoft.com/office/drawing/2016/5/9/chartex" xmlns:cx4="http://schemas.microsoft.com/office/drawing/2016/5/10/chartex" xmlns:cx5="http://schemas.microsoft.com/office/drawing/2016/5/11/chartex" xmlns:cx6="http://schemas.microsoft.com/office/drawing/2016/5/12/chartex" xmlns:cx7="http://schemas.microsoft.com/office/drawing/2016/5/13/chartex" xmlns:cx8="http://schemas.microsoft.com/office/drawing/2016/5/14/chartex" xmlns:mc="http://schemas.openxmlformats.org/markup-compatibility/2006" xmlns:aink="http://schemas.microsoft.com/office/drawing/2016/ink" xmlns:am3d="http://schemas.microsoft.com/office/drawing/2017/model3d" xmlns:o="urn:schemas-microsoft-com:office:office" xmlns:oel="http://schemas.microsoft.com/office/2019/extlst" xmlns:r="http://schemas.openxmlformats.org/officeDocument/2006/relationships" xmlns:m="http://schemas.openxmlformats.org/officeDocument/2006/math" xmlns:v="urn:schemas-microsoft-com:vml" xmlns:wp14="http://schemas.microsoft.com/office/word/2010/wordprocessingDrawing" xmlns:wp="http://schemas.openxmlformats.org/drawingml/2006/wordprocessingDrawing" xmlns:w10="urn:schemas-microsoft-com:office:word" xmlns:w="http://schemas.openxmlformats.org/wordprocessingml/2006/main" xmlns:w14="http://schemas.microsoft.com/office/word/2010/wordml" xmlns:w15="http://schemas.microsoft.com/office/word/2012/wordml" xmlns:w16cei="http://schemas.microsoft.com/office/word/2026/wordml/cei" xmlns:w16cex="http://schemas.microsoft.com/office/word/2018/wordml/cex" xmlns:w16cid="http://schemas.microsoft.com/office/word/2016/wordml/cid" xmlns:w16="http://schemas.microsoft.com/office/word/2018/wordml" xmlns:w16du="http://schemas.microsoft.com/office/word/2023/wordml/word16du" xmlns:w16sdtdh="http://schemas.microsoft.com/office/word/2020/wordml/sdtdatahash" xmlns:w16sdtfl="http://schemas.microsoft.com/office/word/2024/wordml/sdtformatlock" xmlns:w16se="http://schemas.microsoft.com/office/word/2015/wordml/symex" xmlns:wpg="http://schemas.microsoft.com/office/word/2010/wordprocessingGroup" xmlns:wpi="http://schemas.microsoft.com/office/word/2010/wordprocessingInk" xmlns:wne="http://schemas.microsoft.com/office/word/2006/wordml" xmlns:wps="http://schemas.microsoft.com/office/word/2010/wordprocessingShape" mc:Ignorable="w14 w15 w16se w16cid w16 w16cex w16sdtdh w16sdtfl w16du wp14">
   <w:p>
     <w:pPr>
       <w:pStyle w:val="Nagwekistopka"/>
@@ -857,7 +1036,7 @@
 </file>
 
 <file path=word/footnotes.xml><?xml version="1.0" encoding="utf-8"?>
-<w:footnotes xmlns:wpc="http://schemas.microsoft.com/office/word/2010/wordprocessingCanvas" xmlns:cx="http://schemas.microsoft.com/office/drawing/2014/chartex" xmlns:cx1="http://schemas.microsoft.com/office/drawing/2015/9/8/chartex" xmlns:cx2="http://schemas.microsoft.com/office/drawing/2015/10/21/chartex" xmlns:cx3="http://schemas.microsoft.com/office/drawing/2016/5/9/chartex" xmlns:cx4="http://schemas.microsoft.com/office/drawing/2016/5/10/chartex" xmlns:cx5="http://schemas.microsoft.com/office/drawing/2016/5/11/chartex" xmlns:cx6="http://schemas.microsoft.com/office/drawing/2016/5/12/chartex" xmlns:cx7="http://schemas.microsoft.com/office/drawing/2016/5/13/chartex" xmlns:cx8="http://schemas.microsoft.com/office/drawing/2016/5/14/chartex" xmlns:mc="http://schemas.openxmlformats.org/markup-compatibility/2006" xmlns:aink="http://schemas.microsoft.com/office/drawing/2016/ink" xmlns:am3d="http://schemas.microsoft.com/office/drawing/2017/model3d" xmlns:o="urn:schemas-microsoft-com:office:office" xmlns:oel="http://schemas.microsoft.com/office/2019/extlst" xmlns:r="http://schemas.openxmlformats.org/officeDocument/2006/relationships" xmlns:m="http://schemas.openxmlformats.org/officeDocument/2006/math" xmlns:v="urn:schemas-microsoft-com:vml" xmlns:wp14="http://schemas.microsoft.com/office/word/2010/wordprocessingDrawing" xmlns:wp="http://schemas.openxmlformats.org/drawingml/2006/wordprocessingDrawing" xmlns:w10="urn:schemas-microsoft-com:office:word" xmlns:w="http://schemas.openxmlformats.org/wordprocessingml/2006/main" xmlns:w14="http://schemas.microsoft.com/office/word/2010/wordml" xmlns:w15="http://schemas.microsoft.com/office/word/2012/wordml" xmlns:w16cex="http://schemas.microsoft.com/office/word/2018/wordml/cex" xmlns:w16cid="http://schemas.microsoft.com/office/word/2016/wordml/cid" xmlns:w16="http://schemas.microsoft.com/office/word/2018/wordml" xmlns:w16du="http://schemas.microsoft.com/office/word/2023/wordml/word16du" xmlns:w16sdtdh="http://schemas.microsoft.com/office/word/2020/wordml/sdtdatahash" xmlns:w16sdtfl="http://schemas.microsoft.com/office/word/2024/wordml/sdtformatlock" xmlns:w16se="http://schemas.microsoft.com/office/word/2015/wordml/symex" xmlns:wpg="http://schemas.microsoft.com/office/word/2010/wordprocessingGroup" xmlns:wpi="http://schemas.microsoft.com/office/word/2010/wordprocessingInk" xmlns:wne="http://schemas.microsoft.com/office/word/2006/wordml" xmlns:wps="http://schemas.microsoft.com/office/word/2010/wordprocessingShape" mc:Ignorable="w14 w15 w16se w16cid w16 w16cex w16sdtdh w16sdtfl w16du wp14">
+<w:footnotes xmlns:wpc="http://schemas.microsoft.com/office/word/2010/wordprocessingCanvas" xmlns:cx="http://schemas.microsoft.com/office/drawing/2014/chartex" xmlns:cx1="http://schemas.microsoft.com/office/drawing/2015/9/8/chartex" xmlns:cx2="http://schemas.microsoft.com/office/drawing/2015/10/21/chartex" xmlns:cx3="http://schemas.microsoft.com/office/drawing/2016/5/9/chartex" xmlns:cx4="http://schemas.microsoft.com/office/drawing/2016/5/10/chartex" xmlns:cx5="http://schemas.microsoft.com/office/drawing/2016/5/11/chartex" xmlns:cx6="http://schemas.microsoft.com/office/drawing/2016/5/12/chartex" xmlns:cx7="http://schemas.microsoft.com/office/drawing/2016/5/13/chartex" xmlns:cx8="http://schemas.microsoft.com/office/drawing/2016/5/14/chartex" xmlns:mc="http://schemas.openxmlformats.org/markup-compatibility/2006" xmlns:aink="http://schemas.microsoft.com/office/drawing/2016/ink" xmlns:am3d="http://schemas.microsoft.com/office/drawing/2017/model3d" xmlns:o="urn:schemas-microsoft-com:office:office" xmlns:oel="http://schemas.microsoft.com/office/2019/extlst" xmlns:r="http://schemas.openxmlformats.org/officeDocument/2006/relationships" xmlns:m="http://schemas.openxmlformats.org/officeDocument/2006/math" xmlns:v="urn:schemas-microsoft-com:vml" xmlns:wp14="http://schemas.microsoft.com/office/word/2010/wordprocessingDrawing" xmlns:wp="http://schemas.openxmlformats.org/drawingml/2006/wordprocessingDrawing" xmlns:w10="urn:schemas-microsoft-com:office:word" xmlns:w="http://schemas.openxmlformats.org/wordprocessingml/2006/main" xmlns:w14="http://schemas.microsoft.com/office/word/2010/wordml" xmlns:w15="http://schemas.microsoft.com/office/word/2012/wordml" xmlns:w16cei="http://schemas.microsoft.com/office/word/2026/wordml/cei" xmlns:w16cex="http://schemas.microsoft.com/office/word/2018/wordml/cex" xmlns:w16cid="http://schemas.microsoft.com/office/word/2016/wordml/cid" xmlns:w16="http://schemas.microsoft.com/office/word/2018/wordml" xmlns:w16du="http://schemas.microsoft.com/office/word/2023/wordml/word16du" xmlns:w16sdtdh="http://schemas.microsoft.com/office/word/2020/wordml/sdtdatahash" xmlns:w16sdtfl="http://schemas.microsoft.com/office/word/2024/wordml/sdtformatlock" xmlns:w16se="http://schemas.microsoft.com/office/word/2015/wordml/symex" xmlns:wpg="http://schemas.microsoft.com/office/word/2010/wordprocessingGroup" xmlns:wpi="http://schemas.microsoft.com/office/word/2010/wordprocessingInk" xmlns:wne="http://schemas.microsoft.com/office/word/2006/wordml" xmlns:wps="http://schemas.microsoft.com/office/word/2010/wordprocessingShape" mc:Ignorable="w14 w15 w16se w16cid w16 w16cex w16sdtdh w16sdtfl w16du wp14">
   <w:footnote w:type="separator" w:id="-1">
     <w:p>
       <w:pPr>
@@ -882,7 +1061,7 @@
 </file>
 
 <file path=word/header1.xml><?xml version="1.0" encoding="utf-8"?>
-<w:hdr xmlns:wpc="http://schemas.microsoft.com/office/word/2010/wordprocessingCanvas" xmlns:cx="http://schemas.microsoft.com/office/drawing/2014/chartex" xmlns:cx1="http://schemas.microsoft.com/office/drawing/2015/9/8/chartex" xmlns:cx2="http://schemas.microsoft.com/office/drawing/2015/10/21/chartex" xmlns:cx3="http://schemas.microsoft.com/office/drawing/2016/5/9/chartex" xmlns:cx4="http://schemas.microsoft.com/office/drawing/2016/5/10/chartex" xmlns:cx5="http://schemas.microsoft.com/office/drawing/2016/5/11/chartex" xmlns:cx6="http://schemas.microsoft.com/office/drawing/2016/5/12/chartex" xmlns:cx7="http://schemas.microsoft.com/office/drawing/2016/5/13/chartex" xmlns:cx8="http://schemas.microsoft.com/office/drawing/2016/5/14/chartex" xmlns:mc="http://schemas.openxmlformats.org/markup-compatibility/2006" xmlns:aink="http://schemas.microsoft.com/office/drawing/2016/ink" xmlns:am3d="http://schemas.microsoft.com/office/drawing/2017/model3d" xmlns:o="urn:schemas-microsoft-com:office:office" xmlns:oel="http://schemas.microsoft.com/office/2019/extlst" xmlns:r="http://schemas.openxmlformats.org/officeDocument/2006/relationships" xmlns:m="http://schemas.openxmlformats.org/officeDocument/2006/math" xmlns:v="urn:schemas-microsoft-com:vml" xmlns:wp14="http://schemas.microsoft.com/office/word/2010/wordprocessingDrawing" xmlns:wp="http://schemas.openxmlformats.org/drawingml/2006/wordprocessingDrawing" xmlns:w10="urn:schemas-microsoft-com:office:word" xmlns:w="http://schemas.openxmlformats.org/wordprocessingml/2006/main" xmlns:w14="http://schemas.microsoft.com/office/word/2010/wordml" xmlns:w15="http://schemas.microsoft.com/office/word/2012/wordml" xmlns:w16cex="http://schemas.microsoft.com/office/word/2018/wordml/cex" xmlns:w16cid="http://schemas.microsoft.com/office/word/2016/wordml/cid" xmlns:w16="http://schemas.microsoft.com/office/word/2018/wordml" xmlns:w16du="http://schemas.microsoft.com/office/word/2023/wordml/word16du" xmlns:w16sdtdh="http://schemas.microsoft.com/office/word/2020/wordml/sdtdatahash" xmlns:w16sdtfl="http://schemas.microsoft.com/office/word/2024/wordml/sdtformatlock" xmlns:w16se="http://schemas.microsoft.com/office/word/2015/wordml/symex" xmlns:wpg="http://schemas.microsoft.com/office/word/2010/wordprocessingGroup" xmlns:wpi="http://schemas.microsoft.com/office/word/2010/wordprocessingInk" xmlns:wne="http://schemas.microsoft.com/office/word/2006/wordml" xmlns:wps="http://schemas.microsoft.com/office/word/2010/wordprocessingShape" mc:Ignorable="w14 w15 w16se w16cid w16 w16cex w16sdtdh w16sdtfl w16du wp14">
+<w:hdr xmlns:wpc="http://schemas.microsoft.com/office/word/2010/wordprocessingCanvas" xmlns:cx="http://schemas.microsoft.com/office/drawing/2014/chartex" xmlns:cx1="http://schemas.microsoft.com/office/drawing/2015/9/8/chartex" xmlns:cx2="http://schemas.microsoft.com/office/drawing/2015/10/21/chartex" xmlns:cx3="http://schemas.microsoft.com/office/drawing/2016/5/9/chartex" xmlns:cx4="http://schemas.microsoft.com/office/drawing/2016/5/10/chartex" xmlns:cx5="http://schemas.microsoft.com/office/drawing/2016/5/11/chartex" xmlns:cx6="http://schemas.microsoft.com/office/drawing/2016/5/12/chartex" xmlns:cx7="http://schemas.microsoft.com/office/drawing/2016/5/13/chartex" xmlns:cx8="http://schemas.microsoft.com/office/drawing/2016/5/14/chartex" xmlns:mc="http://schemas.openxmlformats.org/markup-compatibility/2006" xmlns:aink="http://schemas.microsoft.com/office/drawing/2016/ink" xmlns:am3d="http://schemas.microsoft.com/office/drawing/2017/model3d" xmlns:o="urn:schemas-microsoft-com:office:office" xmlns:oel="http://schemas.microsoft.com/office/2019/extlst" xmlns:r="http://schemas.openxmlformats.org/officeDocument/2006/relationships" xmlns:m="http://schemas.openxmlformats.org/officeDocument/2006/math" xmlns:v="urn:schemas-microsoft-com:vml" xmlns:wp14="http://schemas.microsoft.com/office/word/2010/wordprocessingDrawing" xmlns:wp="http://schemas.openxmlformats.org/drawingml/2006/wordprocessingDrawing" xmlns:w10="urn:schemas-microsoft-com:office:word" xmlns:w="http://schemas.openxmlformats.org/wordprocessingml/2006/main" xmlns:w14="http://schemas.microsoft.com/office/word/2010/wordml" xmlns:w15="http://schemas.microsoft.com/office/word/2012/wordml" xmlns:w16cei="http://schemas.microsoft.com/office/word/2026/wordml/cei" xmlns:w16cex="http://schemas.microsoft.com/office/word/2018/wordml/cex" xmlns:w16cid="http://schemas.microsoft.com/office/word/2016/wordml/cid" xmlns:w16="http://schemas.microsoft.com/office/word/2018/wordml" xmlns:w16du="http://schemas.microsoft.com/office/word/2023/wordml/word16du" xmlns:w16sdtdh="http://schemas.microsoft.com/office/word/2020/wordml/sdtdatahash" xmlns:w16sdtfl="http://schemas.microsoft.com/office/word/2024/wordml/sdtformatlock" xmlns:w16se="http://schemas.microsoft.com/office/word/2015/wordml/symex" xmlns:wpg="http://schemas.microsoft.com/office/word/2010/wordprocessingGroup" xmlns:wpi="http://schemas.microsoft.com/office/word/2010/wordprocessingInk" xmlns:wne="http://schemas.microsoft.com/office/word/2006/wordml" xmlns:wps="http://schemas.microsoft.com/office/word/2010/wordprocessingShape" mc:Ignorable="w14 w15 w16se w16cid w16 w16cex w16sdtdh w16sdtfl w16du wp14">
   <w:p>
     <w:pPr>
       <w:pStyle w:val="Nagwekistopka"/>
@@ -892,7 +1071,7 @@
 </file>
 
 <file path=word/numbering.xml><?xml version="1.0" encoding="utf-8"?>
-<w:numbering xmlns:wpc="http://schemas.microsoft.com/office/word/2010/wordprocessingCanvas" xmlns:cx="http://schemas.microsoft.com/office/drawing/2014/chartex" xmlns:cx1="http://schemas.microsoft.com/office/drawing/2015/9/8/chartex" xmlns:cx2="http://schemas.microsoft.com/office/drawing/2015/10/21/chartex" xmlns:cx3="http://schemas.microsoft.com/office/drawing/2016/5/9/chartex" xmlns:cx4="http://schemas.microsoft.com/office/drawing/2016/5/10/chartex" xmlns:cx5="http://schemas.microsoft.com/office/drawing/2016/5/11/chartex" xmlns:cx6="http://schemas.microsoft.com/office/drawing/2016/5/12/chartex" xmlns:cx7="http://schemas.microsoft.com/office/drawing/2016/5/13/chartex" xmlns:cx8="http://schemas.microsoft.com/office/drawing/2016/5/14/chartex" xmlns:mc="http://schemas.openxmlformats.org/markup-compatibility/2006" xmlns:aink="http://schemas.microsoft.com/office/drawing/2016/ink" xmlns:am3d="http://schemas.microsoft.com/office/drawing/2017/model3d" xmlns:o="urn:schemas-microsoft-com:office:office" xmlns:oel="http://schemas.microsoft.com/office/2019/extlst" xmlns:r="http://schemas.openxmlformats.org/officeDocument/2006/relationships" xmlns:m="http://schemas.openxmlformats.org/officeDocument/2006/math" xmlns:v="urn:schemas-microsoft-com:vml" xmlns:wp14="http://schemas.microsoft.com/office/word/2010/wordprocessingDrawing" xmlns:wp="http://schemas.openxmlformats.org/drawingml/2006/wordprocessingDrawing" xmlns:w10="urn:schemas-microsoft-com:office:word" xmlns:w="http://schemas.openxmlformats.org/wordprocessingml/2006/main" xmlns:w14="http://schemas.microsoft.com/office/word/2010/wordml" xmlns:w15="http://schemas.microsoft.com/office/word/2012/wordml" xmlns:w16cex="http://schemas.microsoft.com/office/word/2018/wordml/cex" xmlns:w16cid="http://schemas.microsoft.com/office/word/2016/wordml/cid" xmlns:w16="http://schemas.microsoft.com/office/word/2018/wordml" xmlns:w16du="http://schemas.microsoft.com/office/word/2023/wordml/word16du" xmlns:w16sdtdh="http://schemas.microsoft.com/office/word/2020/wordml/sdtdatahash" xmlns:w16sdtfl="http://schemas.microsoft.com/office/word/2024/wordml/sdtformatlock" xmlns:w16se="http://schemas.microsoft.com/office/word/2015/wordml/symex" xmlns:wpg="http://schemas.microsoft.com/office/word/2010/wordprocessingGroup" xmlns:wpi="http://schemas.microsoft.com/office/word/2010/wordprocessingInk" xmlns:wne="http://schemas.microsoft.com/office/word/2006/wordml" xmlns:wps="http://schemas.microsoft.com/office/word/2010/wordprocessingShape" mc:Ignorable="w14 w15 w16se w16cid w16 w16cex w16sdtdh w16sdtfl w16du wp14">
+<w:numbering xmlns:wpc="http://schemas.microsoft.com/office/word/2010/wordprocessingCanvas" xmlns:cx="http://schemas.microsoft.com/office/drawing/2014/chartex" xmlns:cx1="http://schemas.microsoft.com/office/drawing/2015/9/8/chartex" xmlns:cx2="http://schemas.microsoft.com/office/drawing/2015/10/21/chartex" xmlns:cx3="http://schemas.microsoft.com/office/drawing/2016/5/9/chartex" xmlns:cx4="http://schemas.microsoft.com/office/drawing/2016/5/10/chartex" xmlns:cx5="http://schemas.microsoft.com/office/drawing/2016/5/11/chartex" xmlns:cx6="http://schemas.microsoft.com/office/drawing/2016/5/12/chartex" xmlns:cx7="http://schemas.microsoft.com/office/drawing/2016/5/13/chartex" xmlns:cx8="http://schemas.microsoft.com/office/drawing/2016/5/14/chartex" xmlns:mc="http://schemas.openxmlformats.org/markup-compatibility/2006" xmlns:aink="http://schemas.microsoft.com/office/drawing/2016/ink" xmlns:am3d="http://schemas.microsoft.com/office/drawing/2017/model3d" xmlns:o="urn:schemas-microsoft-com:office:office" xmlns:oel="http://schemas.microsoft.com/office/2019/extlst" xmlns:r="http://schemas.openxmlformats.org/officeDocument/2006/relationships" xmlns:m="http://schemas.openxmlformats.org/officeDocument/2006/math" xmlns:v="urn:schemas-microsoft-com:vml" xmlns:wp14="http://schemas.microsoft.com/office/word/2010/wordprocessingDrawing" xmlns:wp="http://schemas.openxmlformats.org/drawingml/2006/wordprocessingDrawing" xmlns:w10="urn:schemas-microsoft-com:office:word" xmlns:w="http://schemas.openxmlformats.org/wordprocessingml/2006/main" xmlns:w14="http://schemas.microsoft.com/office/word/2010/wordml" xmlns:w15="http://schemas.microsoft.com/office/word/2012/wordml" xmlns:w16cei="http://schemas.microsoft.com/office/word/2026/wordml/cei" xmlns:w16cex="http://schemas.microsoft.com/office/word/2018/wordml/cex" xmlns:w16cid="http://schemas.microsoft.com/office/word/2016/wordml/cid" xmlns:w16="http://schemas.microsoft.com/office/word/2018/wordml" xmlns:w16du="http://schemas.microsoft.com/office/word/2023/wordml/word16du" xmlns:w16sdtdh="http://schemas.microsoft.com/office/word/2020/wordml/sdtdatahash" xmlns:w16sdtfl="http://schemas.microsoft.com/office/word/2024/wordml/sdtformatlock" xmlns:w16se="http://schemas.microsoft.com/office/word/2015/wordml/symex" xmlns:wpg="http://schemas.microsoft.com/office/word/2010/wordprocessingGroup" xmlns:wpi="http://schemas.microsoft.com/office/word/2010/wordprocessingInk" xmlns:wne="http://schemas.microsoft.com/office/word/2006/wordml" xmlns:wps="http://schemas.microsoft.com/office/word/2010/wordprocessingShape" mc:Ignorable="w14 w15 w16se w16cid w16 w16cex w16sdtdh w16sdtfl w16du wp14">
   <w:abstractNum w:abstractNumId="0" w15:restartNumberingAfterBreak="0">
     <w:nsid w:val="0B53179B"/>
     <w:multiLevelType w:val="hybridMultilevel"/>
